--- a/public/training/stig-scap/SecureByDesign-stig-scap-Workbook.docx
+++ b/public/training/stig-scap/SecureByDesign-stig-scap-Workbook.docx
@@ -3939,7 +3939,7 @@
             <w:szCs w:val="18"/>
             <w:u w:val="single"/>
           </w:rPr>
-          <w:t xml:space="preserve">Microsoft · What's new in Windows Server 2025</w:t>
+          <w:t xml:space="preserve">Microsoft · What's new in Windows Server (newest release)</w:t>
         </w:r>
       </w:hyperlink>
     </w:p>
